--- a/docs/과제안내문_AI활용간호워크북.docx
+++ b/docs/과제안내문_AI활용간호워크북.docx
@@ -3020,6 +3020,11 @@
       </w:tr>
     </w:tbl>
     <w:p>
+      <w:r>
+        <w:br w:type="page"/>
+      </w:r>
+    </w:p>
+    <w:p>
       <w:pPr>
         <w:pBdr>
           <w:bottom w:val="single" w:color="FCE7F0" w:sz="12"/>
@@ -3059,7 +3064,7 @@
           <w:sz w:val="22"/>
           <w:szCs w:val="22"/>
         </w:rPr>
-        <w:t xml:space="preserve">최종 환자 교육자료 (검증·수정 완료본, A4 1장 · 별지 첨부 가능)</w:t>
+        <w:t xml:space="preserve">최종 환자 교육자료 (검증·수정 완료본, A4 1장 분량)</w:t>
       </w:r>
     </w:p>
     <w:tbl>
@@ -3079,7 +3084,7 @@
       </w:tblGrid>
       <w:tr>
         <w:trPr>
-          <w:trHeight w:val="2100" w:hRule="atLeast"/>
+          <w:trHeight w:val="12200" w:hRule="atLeast"/>
         </w:trPr>
         <w:tc>
           <w:tcPr>
